--- a/docs/images/_README.docx
+++ b/docs/images/_README.docx
@@ -431,6 +431,8 @@
         </w:rPr>
         <w:t>内容大纲</w:t>
       </w:r>
+      <w:bookmarkStart w:id="0" w:name="_GoBack"/>
+      <w:bookmarkEnd w:id="0"/>
     </w:p>
     <w:p>
       <w:pPr>
@@ -536,6 +538,47 @@
                 <w:rFonts w:hint="eastAsia"/>
               </w:rPr>
               <w:t>0003_系统架构图.png</w:t>
+            </w:r>
+          </w:p>
+          <w:p>
+            <w:pPr>
+              <w:bidi w:val="0"/>
+              <w:rPr>
+                <w:rFonts w:hint="eastAsia"/>
+              </w:rPr>
+            </w:pPr>
+            <w:r>
+              <w:rPr>
+                <w:rFonts w:hint="eastAsia"/>
+              </w:rPr>
+              <w:t>0003_系统架构图</w:t>
+            </w:r>
+            <w:r>
+              <w:rPr>
+                <w:rFonts w:hint="eastAsia"/>
+                <w:lang w:eastAsia="zh-CN"/>
+              </w:rPr>
+              <w:t>（</w:t>
+            </w:r>
+            <w:r>
+              <w:rPr>
+                <w:rFonts w:hint="eastAsia"/>
+                <w:lang w:val="en-US" w:eastAsia="zh-CN"/>
+              </w:rPr>
+              <w:t>新</w:t>
+            </w:r>
+            <w:r>
+              <w:rPr>
+                <w:rFonts w:hint="eastAsia"/>
+                <w:lang w:eastAsia="zh-CN"/>
+              </w:rPr>
+              <w:t>）</w:t>
+            </w:r>
+            <w:r>
+              <w:rPr>
+                <w:rFonts w:hint="eastAsia"/>
+              </w:rPr>
+              <w:t>.png</w:t>
             </w:r>
           </w:p>
           <w:p>
@@ -663,8 +706,22 @@
               </w:rPr>
               <w:t>0012_部署拓扑图.png</w:t>
             </w:r>
-            <w:bookmarkStart w:id="0" w:name="_GoBack"/>
-            <w:bookmarkEnd w:id="0"/>
+          </w:p>
+          <w:p>
+            <w:pPr>
+              <w:bidi w:val="0"/>
+              <w:rPr>
+                <w:rFonts w:hint="default" w:eastAsia="宋体"/>
+                <w:lang w:val="en-US" w:eastAsia="zh-CN"/>
+              </w:rPr>
+            </w:pPr>
+            <w:r>
+              <w:rPr>
+                <w:rFonts w:hint="eastAsia"/>
+                <w:lang w:val="en-US" w:eastAsia="zh-CN"/>
+              </w:rPr>
+              <w:t>0013_全局ER图.png</w:t>
+            </w:r>
           </w:p>
         </w:tc>
       </w:tr>
@@ -930,7 +987,7 @@
     <w:lsdException w:uiPriority="99" w:name="toa heading"/>
     <w:lsdException w:uiPriority="99" w:semiHidden="0" w:name="List"/>
     <w:lsdException w:uiPriority="99" w:semiHidden="0" w:name="List Bullet"/>
-    <w:lsdException w:uiPriority="99" w:semiHidden="0" w:name="List Number"/>
+    <w:lsdException w:qFormat="1" w:uiPriority="99" w:semiHidden="0" w:name="List Number"/>
     <w:lsdException w:uiPriority="99" w:semiHidden="0" w:name="List 2"/>
     <w:lsdException w:uiPriority="99" w:semiHidden="0" w:name="List 3"/>
     <w:lsdException w:uiPriority="99" w:name="List 4"/>
@@ -984,7 +1041,7 @@
     <w:lsdException w:uiPriority="99" w:name="HTML Sample"/>
     <w:lsdException w:uiPriority="99" w:name="HTML Typewriter"/>
     <w:lsdException w:uiPriority="99" w:name="HTML Variable"/>
-    <w:lsdException w:uiPriority="99" w:name="Normal Table"/>
+    <w:lsdException w:qFormat="1" w:uiPriority="99" w:name="Normal Table"/>
     <w:lsdException w:uiPriority="99" w:name="annotation subject"/>
     <w:lsdException w:uiPriority="99" w:name="Table Simple 1"/>
     <w:lsdException w:uiPriority="99" w:name="Table Simple 2"/>
@@ -1041,9 +1098,9 @@
     <w:lsdException w:unhideWhenUsed="0" w:uiPriority="66" w:semiHidden="0" w:name="Medium List 2"/>
     <w:lsdException w:unhideWhenUsed="0" w:uiPriority="67" w:semiHidden="0" w:name="Medium Grid 1"/>
     <w:lsdException w:unhideWhenUsed="0" w:uiPriority="68" w:semiHidden="0" w:name="Medium Grid 2"/>
-    <w:lsdException w:unhideWhenUsed="0" w:uiPriority="69" w:semiHidden="0" w:name="Medium Grid 3"/>
-    <w:lsdException w:unhideWhenUsed="0" w:uiPriority="70" w:semiHidden="0" w:name="Dark List"/>
-    <w:lsdException w:unhideWhenUsed="0" w:uiPriority="71" w:semiHidden="0" w:name="Colorful Shading"/>
+    <w:lsdException w:qFormat="1" w:unhideWhenUsed="0" w:uiPriority="69" w:semiHidden="0" w:name="Medium Grid 3"/>
+    <w:lsdException w:qFormat="1" w:unhideWhenUsed="0" w:uiPriority="70" w:semiHidden="0" w:name="Dark List"/>
+    <w:lsdException w:qFormat="1" w:unhideWhenUsed="0" w:uiPriority="71" w:semiHidden="0" w:name="Colorful Shading"/>
     <w:lsdException w:unhideWhenUsed="0" w:uiPriority="72" w:semiHidden="0" w:name="Colorful List"/>
     <w:lsdException w:qFormat="1" w:unhideWhenUsed="0" w:uiPriority="73" w:semiHidden="0" w:name="Colorful Grid"/>
     <w:lsdException w:unhideWhenUsed="0" w:uiPriority="60" w:semiHidden="0" w:name="Light Shading Accent 1"/>
@@ -1059,22 +1116,22 @@
     <w:lsdException w:qFormat="1" w:unhideWhenUsed="0" w:uiPriority="67" w:semiHidden="0" w:name="Medium Grid 1 Accent 1"/>
     <w:lsdException w:qFormat="1" w:unhideWhenUsed="0" w:uiPriority="68" w:semiHidden="0" w:name="Medium Grid 2 Accent 1"/>
     <w:lsdException w:qFormat="1" w:unhideWhenUsed="0" w:uiPriority="69" w:semiHidden="0" w:name="Medium Grid 3 Accent 1"/>
-    <w:lsdException w:unhideWhenUsed="0" w:uiPriority="70" w:semiHidden="0" w:name="Dark List Accent 1"/>
+    <w:lsdException w:qFormat="1" w:unhideWhenUsed="0" w:uiPriority="70" w:semiHidden="0" w:name="Dark List Accent 1"/>
     <w:lsdException w:qFormat="1" w:unhideWhenUsed="0" w:uiPriority="71" w:semiHidden="0" w:name="Colorful Shading Accent 1"/>
     <w:lsdException w:unhideWhenUsed="0" w:uiPriority="72" w:semiHidden="0" w:name="Colorful List Accent 1"/>
     <w:lsdException w:unhideWhenUsed="0" w:uiPriority="73" w:semiHidden="0" w:name="Colorful Grid Accent 1"/>
     <w:lsdException w:unhideWhenUsed="0" w:uiPriority="60" w:semiHidden="0" w:name="Light Shading Accent 2"/>
     <w:lsdException w:unhideWhenUsed="0" w:uiPriority="61" w:semiHidden="0" w:name="Light List Accent 2"/>
-    <w:lsdException w:unhideWhenUsed="0" w:uiPriority="62" w:semiHidden="0" w:name="Light Grid Accent 2"/>
+    <w:lsdException w:qFormat="1" w:unhideWhenUsed="0" w:uiPriority="62" w:semiHidden="0" w:name="Light Grid Accent 2"/>
     <w:lsdException w:unhideWhenUsed="0" w:uiPriority="63" w:semiHidden="0" w:name="Medium Shading 1 Accent 2"/>
     <w:lsdException w:unhideWhenUsed="0" w:uiPriority="64" w:semiHidden="0" w:name="Medium Shading 2 Accent 2"/>
     <w:lsdException w:unhideWhenUsed="0" w:uiPriority="65" w:semiHidden="0" w:name="Medium List 1 Accent 2"/>
-    <w:lsdException w:unhideWhenUsed="0" w:uiPriority="66" w:semiHidden="0" w:name="Medium List 2 Accent 2"/>
+    <w:lsdException w:qFormat="1" w:unhideWhenUsed="0" w:uiPriority="66" w:semiHidden="0" w:name="Medium List 2 Accent 2"/>
     <w:lsdException w:qFormat="1" w:unhideWhenUsed="0" w:uiPriority="67" w:semiHidden="0" w:name="Medium Grid 1 Accent 2"/>
     <w:lsdException w:qFormat="1" w:unhideWhenUsed="0" w:uiPriority="68" w:semiHidden="0" w:name="Medium Grid 2 Accent 2"/>
     <w:lsdException w:qFormat="1" w:unhideWhenUsed="0" w:uiPriority="69" w:semiHidden="0" w:name="Medium Grid 3 Accent 2"/>
-    <w:lsdException w:unhideWhenUsed="0" w:uiPriority="70" w:semiHidden="0" w:name="Dark List Accent 2"/>
-    <w:lsdException w:unhideWhenUsed="0" w:uiPriority="71" w:semiHidden="0" w:name="Colorful Shading Accent 2"/>
+    <w:lsdException w:qFormat="1" w:unhideWhenUsed="0" w:uiPriority="70" w:semiHidden="0" w:name="Dark List Accent 2"/>
+    <w:lsdException w:qFormat="1" w:unhideWhenUsed="0" w:uiPriority="71" w:semiHidden="0" w:name="Colorful Shading Accent 2"/>
     <w:lsdException w:unhideWhenUsed="0" w:uiPriority="72" w:semiHidden="0" w:name="Colorful List Accent 2"/>
     <w:lsdException w:unhideWhenUsed="0" w:uiPriority="73" w:semiHidden="0" w:name="Colorful Grid Accent 2"/>
     <w:lsdException w:unhideWhenUsed="0" w:uiPriority="60" w:semiHidden="0" w:name="Light Shading Accent 3"/>
@@ -1085,9 +1142,9 @@
     <w:lsdException w:unhideWhenUsed="0" w:uiPriority="65" w:semiHidden="0" w:name="Medium List 1 Accent 3"/>
     <w:lsdException w:qFormat="1" w:unhideWhenUsed="0" w:uiPriority="66" w:semiHidden="0" w:name="Medium List 2 Accent 3"/>
     <w:lsdException w:qFormat="1" w:unhideWhenUsed="0" w:uiPriority="67" w:semiHidden="0" w:name="Medium Grid 1 Accent 3"/>
-    <w:lsdException w:unhideWhenUsed="0" w:uiPriority="68" w:semiHidden="0" w:name="Medium Grid 2 Accent 3"/>
+    <w:lsdException w:qFormat="1" w:unhideWhenUsed="0" w:uiPriority="68" w:semiHidden="0" w:name="Medium Grid 2 Accent 3"/>
     <w:lsdException w:unhideWhenUsed="0" w:uiPriority="69" w:semiHidden="0" w:name="Medium Grid 3 Accent 3"/>
-    <w:lsdException w:unhideWhenUsed="0" w:uiPriority="70" w:semiHidden="0" w:name="Dark List Accent 3"/>
+    <w:lsdException w:qFormat="1" w:unhideWhenUsed="0" w:uiPriority="70" w:semiHidden="0" w:name="Dark List Accent 3"/>
     <w:lsdException w:qFormat="1" w:unhideWhenUsed="0" w:uiPriority="71" w:semiHidden="0" w:name="Colorful Shading Accent 3"/>
     <w:lsdException w:qFormat="1" w:unhideWhenUsed="0" w:uiPriority="72" w:semiHidden="0" w:name="Colorful List Accent 3"/>
     <w:lsdException w:unhideWhenUsed="0" w:uiPriority="73" w:semiHidden="0" w:name="Colorful Grid Accent 3"/>
@@ -1100,20 +1157,20 @@
     <w:lsdException w:unhideWhenUsed="0" w:uiPriority="66" w:semiHidden="0" w:name="Medium List 2 Accent 4"/>
     <w:lsdException w:qFormat="1" w:unhideWhenUsed="0" w:uiPriority="67" w:semiHidden="0" w:name="Medium Grid 1 Accent 4"/>
     <w:lsdException w:unhideWhenUsed="0" w:uiPriority="68" w:semiHidden="0" w:name="Medium Grid 2 Accent 4"/>
-    <w:lsdException w:unhideWhenUsed="0" w:uiPriority="69" w:semiHidden="0" w:name="Medium Grid 3 Accent 4"/>
-    <w:lsdException w:unhideWhenUsed="0" w:uiPriority="70" w:semiHidden="0" w:name="Dark List Accent 4"/>
+    <w:lsdException w:qFormat="1" w:unhideWhenUsed="0" w:uiPriority="69" w:semiHidden="0" w:name="Medium Grid 3 Accent 4"/>
+    <w:lsdException w:qFormat="1" w:unhideWhenUsed="0" w:uiPriority="70" w:semiHidden="0" w:name="Dark List Accent 4"/>
     <w:lsdException w:qFormat="1" w:unhideWhenUsed="0" w:uiPriority="71" w:semiHidden="0" w:name="Colorful Shading Accent 4"/>
     <w:lsdException w:unhideWhenUsed="0" w:uiPriority="72" w:semiHidden="0" w:name="Colorful List Accent 4"/>
     <w:lsdException w:unhideWhenUsed="0" w:uiPriority="73" w:semiHidden="0" w:name="Colorful Grid Accent 4"/>
     <w:lsdException w:unhideWhenUsed="0" w:uiPriority="60" w:semiHidden="0" w:name="Light Shading Accent 5"/>
     <w:lsdException w:unhideWhenUsed="0" w:uiPriority="61" w:semiHidden="0" w:name="Light List Accent 5"/>
-    <w:lsdException w:unhideWhenUsed="0" w:uiPriority="62" w:semiHidden="0" w:name="Light Grid Accent 5"/>
+    <w:lsdException w:qFormat="1" w:unhideWhenUsed="0" w:uiPriority="62" w:semiHidden="0" w:name="Light Grid Accent 5"/>
     <w:lsdException w:unhideWhenUsed="0" w:uiPriority="63" w:semiHidden="0" w:name="Medium Shading 1 Accent 5"/>
     <w:lsdException w:unhideWhenUsed="0" w:uiPriority="64" w:semiHidden="0" w:name="Medium Shading 2 Accent 5"/>
     <w:lsdException w:unhideWhenUsed="0" w:uiPriority="65" w:semiHidden="0" w:name="Medium List 1 Accent 5"/>
     <w:lsdException w:unhideWhenUsed="0" w:uiPriority="66" w:semiHidden="0" w:name="Medium List 2 Accent 5"/>
     <w:lsdException w:unhideWhenUsed="0" w:uiPriority="67" w:semiHidden="0" w:name="Medium Grid 1 Accent 5"/>
-    <w:lsdException w:unhideWhenUsed="0" w:uiPriority="68" w:semiHidden="0" w:name="Medium Grid 2 Accent 5"/>
+    <w:lsdException w:qFormat="1" w:unhideWhenUsed="0" w:uiPriority="68" w:semiHidden="0" w:name="Medium Grid 2 Accent 5"/>
     <w:lsdException w:qFormat="1" w:unhideWhenUsed="0" w:uiPriority="69" w:semiHidden="0" w:name="Medium Grid 3 Accent 5"/>
     <w:lsdException w:qFormat="1" w:unhideWhenUsed="0" w:uiPriority="70" w:semiHidden="0" w:name="Dark List Accent 5"/>
     <w:lsdException w:qFormat="1" w:unhideWhenUsed="0" w:uiPriority="71" w:semiHidden="0" w:name="Colorful Shading Accent 5"/>
@@ -1128,7 +1185,7 @@
     <w:lsdException w:unhideWhenUsed="0" w:uiPriority="66" w:semiHidden="0" w:name="Medium List 2 Accent 6"/>
     <w:lsdException w:qFormat="1" w:unhideWhenUsed="0" w:uiPriority="67" w:semiHidden="0" w:name="Medium Grid 1 Accent 6"/>
     <w:lsdException w:unhideWhenUsed="0" w:uiPriority="68" w:semiHidden="0" w:name="Medium Grid 2 Accent 6"/>
-    <w:lsdException w:unhideWhenUsed="0" w:uiPriority="69" w:semiHidden="0" w:name="Medium Grid 3 Accent 6"/>
+    <w:lsdException w:qFormat="1" w:unhideWhenUsed="0" w:uiPriority="69" w:semiHidden="0" w:name="Medium Grid 3 Accent 6"/>
     <w:lsdException w:qFormat="1" w:unhideWhenUsed="0" w:uiPriority="70" w:semiHidden="0" w:name="Dark List Accent 6"/>
     <w:lsdException w:unhideWhenUsed="0" w:uiPriority="71" w:semiHidden="0" w:name="Colorful Shading Accent 6"/>
     <w:lsdException w:unhideWhenUsed="0" w:uiPriority="72" w:semiHidden="0" w:name="Colorful List Accent 6"/>
@@ -1394,6 +1451,7 @@
     <w:name w:val="Normal Table"/>
     <w:semiHidden/>
     <w:unhideWhenUsed/>
+    <w:qFormat/>
     <w:uiPriority w:val="99"/>
     <w:tblPr>
       <w:tblCellMar>
@@ -1455,6 +1513,7 @@
     <w:name w:val="List Number"/>
     <w:basedOn w:val="1"/>
     <w:unhideWhenUsed/>
+    <w:qFormat/>
     <w:uiPriority w:val="99"/>
     <w:pPr>
       <w:numPr>
@@ -3323,6 +3382,7 @@
   <w:style w:type="table" w:styleId="50">
     <w:name w:val="Light Grid Accent 2"/>
     <w:basedOn w:val="32"/>
+    <w:qFormat/>
     <w:uiPriority w:val="62"/>
     <w:pPr>
       <w:spacing w:after="0" w:line="240" w:lineRule="auto"/>
@@ -3701,6 +3761,7 @@
   <w:style w:type="table" w:styleId="53">
     <w:name w:val="Light Grid Accent 5"/>
     <w:basedOn w:val="32"/>
+    <w:qFormat/>
     <w:uiPriority w:val="62"/>
     <w:pPr>
       <w:spacing w:after="0" w:line="240" w:lineRule="auto"/>
@@ -6746,6 +6807,7 @@
   <w:style w:type="table" w:styleId="78">
     <w:name w:val="Medium List 2 Accent 2"/>
     <w:basedOn w:val="32"/>
+    <w:qFormat/>
     <w:uiPriority w:val="66"/>
     <w:pPr>
       <w:spacing w:after="0" w:line="240" w:lineRule="auto"/>
@@ -8320,6 +8382,7 @@
   <w:style w:type="table" w:styleId="93">
     <w:name w:val="Medium Grid 2 Accent 3"/>
     <w:basedOn w:val="32"/>
+    <w:qFormat/>
     <w:uiPriority w:val="68"/>
     <w:pPr>
       <w:spacing w:after="0" w:line="240" w:lineRule="auto"/>
@@ -8612,6 +8675,7 @@
   <w:style w:type="table" w:styleId="95">
     <w:name w:val="Medium Grid 2 Accent 5"/>
     <w:basedOn w:val="32"/>
+    <w:qFormat/>
     <w:uiPriority w:val="68"/>
     <w:pPr>
       <w:spacing w:after="0" w:line="240" w:lineRule="auto"/>
@@ -8904,6 +8968,7 @@
   <w:style w:type="table" w:styleId="97">
     <w:name w:val="Medium Grid 3"/>
     <w:basedOn w:val="32"/>
+    <w:qFormat/>
     <w:uiPriority w:val="69"/>
     <w:pPr>
       <w:spacing w:after="0" w:line="240" w:lineRule="auto"/>
@@ -9534,6 +9599,7 @@
   <w:style w:type="table" w:styleId="101">
     <w:name w:val="Medium Grid 3 Accent 4"/>
     <w:basedOn w:val="32"/>
+    <w:qFormat/>
     <w:uiPriority w:val="69"/>
     <w:pPr>
       <w:spacing w:after="0" w:line="240" w:lineRule="auto"/>
@@ -9849,6 +9915,7 @@
   <w:style w:type="table" w:styleId="103">
     <w:name w:val="Medium Grid 3 Accent 6"/>
     <w:basedOn w:val="32"/>
+    <w:qFormat/>
     <w:uiPriority w:val="69"/>
     <w:pPr>
       <w:spacing w:after="0" w:line="240" w:lineRule="auto"/>
@@ -10006,6 +10073,7 @@
   <w:style w:type="table" w:styleId="104">
     <w:name w:val="Dark List"/>
     <w:basedOn w:val="32"/>
+    <w:qFormat/>
     <w:uiPriority w:val="70"/>
     <w:pPr>
       <w:spacing w:after="0" w:line="240" w:lineRule="auto"/>
@@ -10121,6 +10189,7 @@
   <w:style w:type="table" w:styleId="105">
     <w:name w:val="Dark List Accent 1"/>
     <w:basedOn w:val="32"/>
+    <w:qFormat/>
     <w:uiPriority w:val="70"/>
     <w:pPr>
       <w:spacing w:after="0" w:line="240" w:lineRule="auto"/>
@@ -10236,6 +10305,7 @@
   <w:style w:type="table" w:styleId="106">
     <w:name w:val="Dark List Accent 2"/>
     <w:basedOn w:val="32"/>
+    <w:qFormat/>
     <w:uiPriority w:val="70"/>
     <w:pPr>
       <w:spacing w:after="0" w:line="240" w:lineRule="auto"/>
@@ -10351,6 +10421,7 @@
   <w:style w:type="table" w:styleId="107">
     <w:name w:val="Dark List Accent 3"/>
     <w:basedOn w:val="32"/>
+    <w:qFormat/>
     <w:uiPriority w:val="70"/>
     <w:pPr>
       <w:spacing w:after="0" w:line="240" w:lineRule="auto"/>
@@ -10466,6 +10537,7 @@
   <w:style w:type="table" w:styleId="108">
     <w:name w:val="Dark List Accent 4"/>
     <w:basedOn w:val="32"/>
+    <w:qFormat/>
     <w:uiPriority w:val="70"/>
     <w:pPr>
       <w:spacing w:after="0" w:line="240" w:lineRule="auto"/>
@@ -10813,6 +10885,7 @@
   <w:style w:type="table" w:styleId="111">
     <w:name w:val="Colorful Shading"/>
     <w:basedOn w:val="32"/>
+    <w:qFormat/>
     <w:uiPriority w:val="71"/>
     <w:pPr>
       <w:spacing w:after="0" w:line="240" w:lineRule="auto"/>
@@ -11110,6 +11183,7 @@
   <w:style w:type="table" w:styleId="113">
     <w:name w:val="Colorful Shading Accent 2"/>
     <w:basedOn w:val="32"/>
+    <w:qFormat/>
     <w:uiPriority w:val="71"/>
     <w:pPr>
       <w:spacing w:after="0" w:line="240" w:lineRule="auto"/>
